--- a/문서/2021180044_황광진/황광진_작업일지_36.docx
+++ b/문서/2021180044_황광진/황광진_작업일지_36.docx
@@ -94,11 +94,6 @@
             <w:tcW w:w="1275" w:type="dxa"/>
           </w:tcPr>
           <w:p>
-            <w:pPr>
-              <w:rPr>
-                <w:rFonts w:hint="eastAsia"/>
-              </w:rPr>
-            </w:pPr>
             <w:r>
               <w:t>202</w:t>
             </w:r>
@@ -137,11 +132,6 @@
             </w:r>
           </w:p>
           <w:p>
-            <w:pPr>
-              <w:rPr>
-                <w:rFonts w:hint="eastAsia"/>
-              </w:rPr>
-            </w:pPr>
             <w:r>
               <w:t>202</w:t>
             </w:r>
@@ -258,11 +248,6 @@
       </w:r>
     </w:p>
     <w:p>
-      <w:pPr>
-        <w:rPr>
-          <w:rFonts w:hint="eastAsia"/>
-        </w:rPr>
-      </w:pPr>
       <w:r>
         <w:object w:dxaOrig="1544" w:dyaOrig="1051" w14:anchorId="3F4AFBCD">
           <v:shapetype id="_x0000_t75" coordsize="21600,21600" o:spt="75" o:preferrelative="t" path="m@4@5l@4@11@9@11@9@5xe" filled="f" stroked="f">
@@ -287,10 +272,11 @@
           <v:shape id="_x0000_i1025" type="#_x0000_t75" style="width:77.25pt;height:52.5pt" o:ole="">
             <v:imagedata r:id="rId7" o:title=""/>
           </v:shape>
-          <o:OLEObject Type="Embed" ProgID="Hwp.Document.130" ShapeID="_x0000_i1025" DrawAspect="Icon" ObjectID="_1839955528" r:id="rId8"/>
+          <o:OLEObject Type="Embed" ProgID="Hwp.Document.130" ShapeID="_x0000_i1025" DrawAspect="Icon" ObjectID="_1840026972" r:id="rId8"/>
         </w:object>
       </w:r>
     </w:p>
+    <w:p/>
     <w:p>
       <w:r>
         <w:rPr>
@@ -300,11 +286,6 @@
       </w:r>
     </w:p>
     <w:p>
-      <w:pPr>
-        <w:rPr>
-          <w:rFonts w:hint="eastAsia"/>
-        </w:rPr>
-      </w:pPr>
       <w:r>
         <w:rPr>
           <w:rFonts w:hint="eastAsia"/>
@@ -355,11 +336,6 @@
       </w:r>
     </w:p>
     <w:p>
-      <w:pPr>
-        <w:rPr>
-          <w:rFonts w:hint="eastAsia"/>
-        </w:rPr>
-      </w:pPr>
       <w:r>
         <w:rPr>
           <w:rFonts w:hint="eastAsia"/>
@@ -369,6 +345,9 @@
     </w:p>
     <w:p>
       <w:r>
+        <w:rPr>
+          <w:noProof/>
+        </w:rPr>
         <w:drawing>
           <wp:inline distT="0" distB="0" distL="0" distR="0" wp14:anchorId="237BFBB9" wp14:editId="62F7F5A3">
             <wp:extent cx="3276600" cy="1845583"/>
@@ -408,19 +387,81 @@
     </w:p>
     <w:p/>
     <w:p>
-      <w:pPr>
-        <w:rPr>
-          <w:rFonts w:hint="eastAsia"/>
-        </w:rPr>
-      </w:pPr>
       <w:r>
         <w:rPr>
           <w:rFonts w:hint="eastAsia"/>
         </w:rPr>
-        <w:t>3. 아이템 아이콘 변경</w:t>
+        <w:t>3. 상단 지형 플러그인 개선</w:t>
+      </w:r>
+    </w:p>
+    <w:p>
+      <w:pPr>
+        <w:rPr>
+          <w:rFonts w:hint="eastAsia"/>
+        </w:rPr>
+      </w:pPr>
+      <w:r>
+        <w:rPr>
+          <w:rFonts w:hint="eastAsia"/>
+        </w:rPr>
+        <w:t xml:space="preserve">  전체가 아닌 접합 부분만 검사하여 성능 향상</w:t>
       </w:r>
     </w:p>
     <w:p/>
+    <w:p>
+      <w:r>
+        <w:rPr>
+          <w:rFonts w:hint="eastAsia"/>
+        </w:rPr>
+        <w:lastRenderedPageBreak/>
+        <w:t>4</w:t>
+      </w:r>
+      <w:r>
+        <w:rPr>
+          <w:rFonts w:hint="eastAsia"/>
+        </w:rPr>
+        <w:t>. 아이템 아이콘 변경</w:t>
+      </w:r>
+    </w:p>
+    <w:p>
+      <w:r>
+        <w:drawing>
+          <wp:inline distT="0" distB="0" distL="0" distR="0" wp14:anchorId="00194693" wp14:editId="1666A079">
+            <wp:extent cx="3057952" cy="3048425"/>
+            <wp:effectExtent l="0" t="0" r="9525" b="0"/>
+            <wp:docPr id="1149801694" name="그림 1" descr="스크린샷이(가) 표시된 사진&#10;&#10;자동 생성된 설명"/>
+            <wp:cNvGraphicFramePr>
+              <a:graphicFrameLocks xmlns:a="http://schemas.openxmlformats.org/drawingml/2006/main" noChangeAspect="1"/>
+            </wp:cNvGraphicFramePr>
+            <a:graphic xmlns:a="http://schemas.openxmlformats.org/drawingml/2006/main">
+              <a:graphicData uri="http://schemas.openxmlformats.org/drawingml/2006/picture">
+                <pic:pic xmlns:pic="http://schemas.openxmlformats.org/drawingml/2006/picture">
+                  <pic:nvPicPr>
+                    <pic:cNvPr id="1149801694" name="그림 1" descr="스크린샷이(가) 표시된 사진&#10;&#10;자동 생성된 설명"/>
+                    <pic:cNvPicPr/>
+                  </pic:nvPicPr>
+                  <pic:blipFill>
+                    <a:blip r:embed="rId11"/>
+                    <a:stretch>
+                      <a:fillRect/>
+                    </a:stretch>
+                  </pic:blipFill>
+                  <pic:spPr>
+                    <a:xfrm>
+                      <a:off x="0" y="0"/>
+                      <a:ext cx="3057952" cy="3048425"/>
+                    </a:xfrm>
+                    <a:prstGeom prst="rect">
+                      <a:avLst/>
+                    </a:prstGeom>
+                  </pic:spPr>
+                </pic:pic>
+              </a:graphicData>
+            </a:graphic>
+          </wp:inline>
+        </w:drawing>
+      </w:r>
+    </w:p>
     <w:tbl>
       <w:tblPr>
         <w:tblStyle w:val="12"/>
@@ -506,7 +547,6 @@
                 <w:rFonts w:hint="eastAsia"/>
                 <w:b/>
               </w:rPr>
-              <w:lastRenderedPageBreak/>
               <w:t>다음주차</w:t>
             </w:r>
           </w:p>
@@ -690,11 +730,6 @@
             </w:r>
           </w:p>
           <w:p>
-            <w:pPr>
-              <w:rPr>
-                <w:rFonts w:hint="eastAsia"/>
-              </w:rPr>
-            </w:pPr>
             <w:r>
               <w:rPr>
                 <w:rFonts w:hint="eastAsia"/>
@@ -772,7 +807,7 @@
     </w:tbl>
     <w:p/>
     <w:sectPr>
-      <w:headerReference w:type="default" r:id="rId11"/>
+      <w:headerReference w:type="default" r:id="rId12"/>
       <w:pgSz w:w="11906" w:h="16838"/>
       <w:pgMar w:top="1701" w:right="1440" w:bottom="1440" w:left="1440" w:header="851" w:footer="992" w:gutter="0"/>
       <w:cols w:space="720"/>
